--- a/templates/W3-61-23A.docx
+++ b/templates/W3-61-23A.docx
@@ -57,7 +57,7 @@
           <w:rFonts w:ascii="標楷體" w:eastAsia="標楷體" w:hAnsi="標楷體" w:hint="eastAsia"/>
           <w:sz w:val="28"/>
         </w:rPr>
-        <w:t>□</w:t>
+        <w:t>{{FIRSTCK}}</w:t>
       </w:r>
       <w:r>
         <w:rPr>
@@ -71,7 +71,7 @@
           <w:rFonts w:ascii="標楷體" w:eastAsia="標楷體" w:hAnsi="標楷體" w:hint="eastAsia"/>
           <w:sz w:val="28"/>
         </w:rPr>
-        <w:t>□複檢</w:t>
+        <w:t>{{RECK}}複檢</w:t>
       </w:r>
       <w:r>
         <w:rPr>
@@ -343,7 +343,7 @@
                 <w:sz w:val="21"/>
                 <w:szCs w:val="21"/>
               </w:rPr>
-              <w:t xml:space="preserve">{{LIFTLOAD}}         公噸       </w:t>
+              <w:t xml:space="preserve">{{LIFTLOAD}} 公噸       </w:t>
             </w:r>
           </w:p>
         </w:tc>

--- a/templates/W3-61-23A.docx
+++ b/templates/W3-61-23A.docx
@@ -343,7 +343,7 @@
                 <w:sz w:val="21"/>
                 <w:szCs w:val="21"/>
               </w:rPr>
-              <w:t xml:space="preserve">{{LIFTLOAD}} 公噸       </w:t>
+              <w:t xml:space="preserve">{{LIFTLOAD}}公噸       </w:t>
             </w:r>
           </w:p>
         </w:tc>

--- a/templates/W3-61-23A.docx
+++ b/templates/W3-61-23A.docx
@@ -285,7 +285,6 @@
             <w:r>
               <w:rPr>
                 <w:rFonts w:ascii="標楷體" w:eastAsia="標楷體" w:hint="eastAsia"/>
-                <w:dstrike/>
                 <w:color w:val="FF0000"/>
                 <w:sz w:val="20"/>
               </w:rPr>

--- a/templates/W3-61-23A.docx
+++ b/templates/W3-61-23A.docx
@@ -19,7 +19,7 @@
           <w:sz w:val="32"/>
           <w:szCs w:val="32"/>
         </w:rPr>
-        <w:t xml:space="preserve">(  {{ORG}}  ) </w:t>
+        <w:t xml:space="preserve">({{ORG}})</w:t>
       </w:r>
       <w:r>
         <w:rPr>
@@ -34,7 +34,7 @@
         <w:rPr>
           <w:rFonts w:ascii="標楷體" w:eastAsia="標楷體" w:hAnsi="標楷體" w:hint="eastAsia"/>
         </w:rPr>
-        <w:t xml:space="preserve">                                                                                     </w:t>
+        <w:t xml:space="preserve"/>
       </w:r>
     </w:p>
     <w:p>

--- a/templates/W3-61-23A.docx
+++ b/templates/W3-61-23A.docx
@@ -5803,7 +5803,7 @@
                 <w:rFonts w:ascii="標楷體" w:eastAsia="標楷體" w:hint="eastAsia"/>
                 <w:sz w:val="20"/>
               </w:rPr>
-              <w:t xml:space="preserve">□1.檢查結果： □合格  □不合格  □限制合格  □未備妥  □程序不符</w:t>
+              <w:t xml:space="preserve">■1.檢查結果： □合格  □不合格  □限制合格  □未備妥  □程序不符</w:t>
             </w:r>
           </w:p>
           <w:p>

--- a/templates/W3-61-23A.docx
+++ b/templates/W3-61-23A.docx
@@ -19,7 +19,7 @@
           <w:sz w:val="32"/>
           <w:szCs w:val="32"/>
         </w:rPr>
-        <w:t xml:space="preserve">({{ORG}})</w:t>
+        <w:t xml:space="preserve">{{ORG}}</w:t>
       </w:r>
       <w:r>
         <w:rPr>
